--- a/examples/graphics/doc/grf_density.docx
+++ b/examples/graphics/doc/grf_density.docx
@@ -570,7 +570,7 @@
         <w:rPr>
           <w:rStyle w:val="VerbatimChar"/>
         </w:rPr>
-        <w:t xml:space="preserve">## 1   1.6445617 3.470041 3.414173</w:t>
+        <w:t xml:space="preserve">## 1  0.57581844 3.226175 4.208508</w:t>
       </w:r>
       <w:r>
         <w:br/>
@@ -579,7 +579,7 @@
         <w:rPr>
           <w:rStyle w:val="VerbatimChar"/>
         </w:rPr>
-        <w:t xml:space="preserve">## 2   0.5231597 2.935227 3.409228</w:t>
+        <w:t xml:space="preserve">## 2  0.07230954 3.316739 4.048263</w:t>
       </w:r>
       <w:r>
         <w:br/>
@@ -588,7 +588,7 @@
         <w:rPr>
           <w:rStyle w:val="VerbatimChar"/>
         </w:rPr>
-        <w:t xml:space="preserve">## 3   0.6436326 2.535932 5.927512</w:t>
+        <w:t xml:space="preserve">## 3  1.24656413 3.375308 4.051449</w:t>
       </w:r>
       <w:r>
         <w:br/>
@@ -597,7 +597,7 @@
         <w:rPr>
           <w:rStyle w:val="VerbatimChar"/>
         </w:rPr>
-        <w:t xml:space="preserve">## 4   1.9587219 2.693222 3.927637</w:t>
+        <w:t xml:space="preserve">## 4  1.65882844 2.526273 5.761028</w:t>
       </w:r>
       <w:r>
         <w:br/>
@@ -606,7 +606,7 @@
         <w:rPr>
           <w:rStyle w:val="VerbatimChar"/>
         </w:rPr>
-        <w:t xml:space="preserve">## 5   0.3029165 3.315365 3.836696</w:t>
+        <w:t xml:space="preserve">## 5  0.44745452 3.268704 6.028817</w:t>
       </w:r>
       <w:r>
         <w:br/>
@@ -615,7 +615,7 @@
         <w:rPr>
           <w:rStyle w:val="VerbatimChar"/>
         </w:rPr>
-        <w:t xml:space="preserve">## 6   2.3120488 3.181628 5.671860</w:t>
+        <w:t xml:space="preserve">## 6  1.11868855 2.665054 5.777037</w:t>
       </w:r>
     </w:p>
     <w:p>
@@ -1508,7 +1508,11 @@
         <w:t xml:space="preserve">- Wickham, H. (2016). ggplot2: Elegant Graphics for Data Analysis. Springer.</w:t>
       </w:r>
     </w:p>
-    <w:sectPr/>
+    <w:sectPr>
+      <w:footnotePr>
+        <w:numRestart w:val="eachSect"/>
+      </w:footnotePr>
+    </w:sectPr>
   </w:body>
 </w:document>
 </file>
@@ -1680,8 +1684,6 @@
     </w:pPr>
     <w:rPr>
       <w:rFonts w:asciiTheme="majorHAnsi" w:cstheme="majorBidi" w:eastAsiaTheme="majorEastAsia" w:hAnsiTheme="majorHAnsi"/>
-      <w:spacing w:val="-10"/>
-      <w:kern w:val="28"/>
       <w:sz w:val="56"/>
       <w:szCs w:val="56"/>
     </w:rPr>
@@ -1694,15 +1696,13 @@
     <w:rsid w:val="00A10FD9"/>
     <w:rPr>
       <w:rFonts w:asciiTheme="majorHAnsi" w:cstheme="majorBidi" w:eastAsiaTheme="majorEastAsia" w:hAnsiTheme="majorHAnsi"/>
-      <w:spacing w:val="-10"/>
-      <w:kern w:val="28"/>
       <w:sz w:val="56"/>
       <w:szCs w:val="56"/>
     </w:rPr>
   </w:style>
   <w:style w:styleId="Subtitle" w:type="paragraph">
     <w:name w:val="Subtitle"/>
-    <w:basedOn w:val="Normal"/>
+    <w:basedOn w:val="Title"/>
     <w:next w:val="BodyText"/>
     <w:link w:val="SubtitleChar"/>
     <w:uiPriority w:val="11"/>
@@ -1715,7 +1715,6 @@
     </w:pPr>
     <w:rPr>
       <w:rFonts w:cstheme="majorBidi" w:eastAsiaTheme="majorEastAsia"/>
-      <w:color w:themeColor="text1" w:themeTint="A6" w:val="595959"/>
       <w:spacing w:val="15"/>
       <w:sz w:val="28"/>
       <w:szCs w:val="28"/>
@@ -1737,23 +1736,31 @@
   </w:style>
   <w:style w:customStyle="1" w:styleId="Author" w:type="paragraph">
     <w:name w:val="Author"/>
+    <w:basedOn w:val="Title"/>
     <w:next w:val="BodyText"/>
     <w:qFormat/>
     <w:pPr>
       <w:keepNext/>
       <w:keepLines/>
-      <w:jc w:val="center"/>
     </w:pPr>
+    <w:rPr>
+      <w:sz w:val="24"/>
+      <w:szCs w:val="24"/>
+    </w:rPr>
   </w:style>
   <w:style w:styleId="Date" w:type="paragraph">
     <w:name w:val="Date"/>
+    <w:basedOn w:val="Title"/>
     <w:next w:val="BodyText"/>
     <w:qFormat/>
     <w:pPr>
       <w:keepNext/>
       <w:keepLines/>
-      <w:jc w:val="center"/>
     </w:pPr>
+    <w:rPr>
+      <w:sz w:val="24"/>
+      <w:szCs w:val="24"/>
+    </w:rPr>
   </w:style>
   <w:style w:customStyle="1" w:styleId="AbstractTitle" w:type="paragraph">
     <w:name w:val="Abstract Title"/>
@@ -1768,7 +1775,6 @@
     </w:pPr>
     <w:rPr>
       <w:b/>
-      <w:color w:val="345A8A"/>
       <w:sz w:val="20"/>
       <w:szCs w:val="20"/>
     </w:rPr>
